--- a/writing/Chapter 4 - 4.1 Design Process or Methodology Overview/WRITING_GUIDE.docx
+++ b/writing/Chapter 4 - 4.1 Design Process or Methodology Overview/WRITING_GUIDE.docx
@@ -201,6 +201,99 @@
                 <w:sz w:val="16"/>
               </w:rPr>
               <w:t>Implementation environment (one short table or one paragraph)</w:t>
+            </w:r>
+          </w:p>
+        </w:tc>
+      </w:tr>
+      <w:tr>
+        <w:tc>
+          <w:tcPr>
+            <w:tcW w:type="dxa" w:w="4968"/>
+          </w:tcPr>
+          <w:p>
+            <w:r/>
+            <w:r>
+              <w:rPr>
+                <w:rFonts w:ascii="Consolas" w:hAnsi="Consolas"/>
+                <w:sz w:val="16"/>
+              </w:rPr>
+              <w:t>tables/ai_judge_panel.csv</w:t>
+            </w:r>
+          </w:p>
+        </w:tc>
+        <w:tc>
+          <w:tcPr>
+            <w:tcW w:type="dxa" w:w="4968"/>
+          </w:tcPr>
+          <w:p>
+            <w:r/>
+            <w:r>
+              <w:rPr>
+                <w:sz w:val="16"/>
+              </w:rPr>
+              <w:t>The three AI judges (4.1.5.1)</w:t>
+            </w:r>
+          </w:p>
+        </w:tc>
+      </w:tr>
+      <w:tr>
+        <w:tc>
+          <w:tcPr>
+            <w:tcW w:type="dxa" w:w="4968"/>
+          </w:tcPr>
+          <w:p>
+            <w:r/>
+            <w:r>
+              <w:rPr>
+                <w:rFonts w:ascii="Consolas" w:hAnsi="Consolas"/>
+                <w:sz w:val="16"/>
+              </w:rPr>
+              <w:t>tables/ai_judge_selection_criteria.csv</w:t>
+            </w:r>
+          </w:p>
+        </w:tc>
+        <w:tc>
+          <w:tcPr>
+            <w:tcW w:type="dxa" w:w="4968"/>
+          </w:tcPr>
+          <w:p>
+            <w:r/>
+            <w:r>
+              <w:rPr>
+                <w:sz w:val="16"/>
+              </w:rPr>
+              <w:t>Why these judges, with evidence (4.1.5.1)</w:t>
+            </w:r>
+          </w:p>
+        </w:tc>
+      </w:tr>
+      <w:tr>
+        <w:tc>
+          <w:tcPr>
+            <w:tcW w:type="dxa" w:w="4968"/>
+          </w:tcPr>
+          <w:p>
+            <w:r/>
+            <w:r>
+              <w:rPr>
+                <w:rFonts w:ascii="Consolas" w:hAnsi="Consolas"/>
+                <w:sz w:val="16"/>
+              </w:rPr>
+              <w:t>tables/wassa_validity.csv</w:t>
+            </w:r>
+          </w:p>
+        </w:tc>
+        <w:tc>
+          <w:tcPr>
+            <w:tcW w:type="dxa" w:w="4968"/>
+          </w:tcPr>
+          <w:p>
+            <w:r/>
+            <w:r>
+              <w:rPr>
+                <w:sz w:val="16"/>
+              </w:rPr>
+              <w:t>Why the WASSA classifier is used and how far it can be trusted (4.1.5.2)</w:t>
             </w:r>
           </w:p>
         </w:tc>
@@ -466,6 +559,1613 @@
         <w:t>: (1) rule adherence, measuring whether a reply acknowledges the feeling, asks exactly one question and stays within 120 words; (2) the WASSA 2024 empathy classifier; (3) emotion validation, measuring whether the emotion expressed in the reply matches the true label as read by the final detector; (4) a blind panel of three AI judges from different providers scoring empathy, relevance and safety; and (5) a human forced-choice study. Detector candidates are evaluated with top-1, top-5 and macro-F1 on the full test split. Because all systems answer the same conversations, differences are tested with paired tests (McNemar's exact test for binary outcomes, the Wilcoxon signed-rank test for scores), 10,000-sample bootstrap confidence intervals and Holm correction for multiple comparisons. A difference is called significant only when the corrected p-value is below 0.05 and the confidence interval excludes zero. We additionally analyse error propagation, meaning whether a wrong detector label damages the final reply, to establish which component limits overall quality.</w:t>
       </w:r>
     </w:p>
+    <w:p>
+      <w:pPr>
+        <w:pStyle w:val="Heading3"/>
+      </w:pPr>
+      <w:r>
+        <w:t>4.1.5.1 Selection of the AI-Judge Panel</w:t>
+      </w:r>
+    </w:p>
+    <w:p>
+      <w:r>
+        <w:t xml:space="preserve">Using language models as evaluators is established practice: strong LLM judges agree with human preferences more than 80% of the time </w:t>
+      </w:r>
+      <w:r>
+        <w:rPr>
+          <w:b/>
+          <w:color w:val="B03A00"/>
+        </w:rPr>
+        <w:t>[[CITE: Zheng et al., 2023, Judging LLM-as-a-Judge with MT-Bench and Chatbot Arena, NeurIPS]]</w:t>
+      </w:r>
+      <w:r>
+        <w:t xml:space="preserve">. They also carry known biases, and the panel was designed around them. First, </w:t>
+      </w:r>
+      <w:r>
+        <w:rPr>
+          <w:b/>
+        </w:rPr>
+        <w:t>LLM evaluators recognise and favour their own generations</w:t>
+      </w:r>
+      <w:r>
+        <w:t xml:space="preserve"> </w:t>
+      </w:r>
+      <w:r>
+        <w:rPr>
+          <w:b/>
+          <w:color w:val="B03A00"/>
+        </w:rPr>
+        <w:t>[[CITE: Panickssery, Bowman and Feng, 2024, LLM Evaluators Recognize and Favor Their Own Generations, NeurIPS]]</w:t>
+      </w:r>
+      <w:r>
+        <w:t xml:space="preserve">. We therefore chose judges from three developers with no relation to the models being evaluated: </w:t>
+      </w:r>
+      <w:r>
+        <w:rPr>
+          <w:b/>
+        </w:rPr>
+        <w:t>Nemotron 3 Ultra</w:t>
+      </w:r>
+      <w:r>
+        <w:t xml:space="preserve"> (NVIDIA, 550B-parameter mixture-of-experts), </w:t>
+      </w:r>
+      <w:r>
+        <w:rPr>
+          <w:b/>
+        </w:rPr>
+        <w:t>Mistral Large</w:t>
+      </w:r>
+      <w:r>
+        <w:t xml:space="preserve"> (Mistral AI) and </w:t>
+      </w:r>
+      <w:r>
+        <w:rPr>
+          <w:b/>
+        </w:rPr>
+        <w:t>gpt-oss-120b</w:t>
+      </w:r>
+      <w:r>
+        <w:t xml:space="preserve"> (OpenAI, open weights). None shares a model family with our generator (Phi-4-mini, Microsoft) or our baselines (Qwen, Alibaba). Second, </w:t>
+      </w:r>
+      <w:r>
+        <w:rPr>
+          <w:b/>
+        </w:rPr>
+        <w:t>a panel of judges from disjoint model families shows less intra-model bias than a single large judge</w:t>
+      </w:r>
+      <w:r>
+        <w:t xml:space="preserve"> </w:t>
+      </w:r>
+      <w:r>
+        <w:rPr>
+          <w:b/>
+          <w:color w:val="B03A00"/>
+        </w:rPr>
+        <w:t>[[CITE: Verga et al., 2024, Replacing Judges with Juries, arXiv 2404.18796]]</w:t>
+      </w:r>
+      <w:r>
+        <w:t>, so we average three judges rather than relying on one. Third, following the co-supervisor's requirement, all judges are flagship-tier; smaller local judges considered earlier were dropped. Each judge sees only the user's message and one reply, never the system's name or the gold reply, and scores empathy, relevance and safety from 1 to 10 against explicit anchors (1-3, 4-6, 7-10) at temperature 0. All three were accessible through free API tiers, so non-GPU team members could run the evaluation. Earlier candidates were replaced when they became unavailable (Gemini quota failures, the retirement of DeepSeek on GitHub Models and of Llama 3.3 on Groq); valid scores collected before a retirement were kept. Table 4.x lists the panel and Table 4.x the selection criteria.</w:t>
+      </w:r>
+    </w:p>
+    <w:p>
+      <w:r>
+        <w:rPr>
+          <w:i/>
+          <w:sz w:val="18"/>
+        </w:rPr>
+        <w:t>Table: ai_judge_panel.csv</w:t>
+      </w:r>
+    </w:p>
+    <w:tbl>
+      <w:tblPr>
+        <w:tblStyle w:val="TableGrid"/>
+        <w:tblW w:type="auto" w:w="0"/>
+        <w:tblLook w:firstColumn="1" w:firstRow="1" w:lastColumn="0" w:lastRow="0" w:noHBand="0" w:noVBand="1" w:val="04A0"/>
+      </w:tblPr>
+      <w:tblGrid>
+        <w:gridCol w:w="1987"/>
+        <w:gridCol w:w="1987"/>
+        <w:gridCol w:w="1987"/>
+        <w:gridCol w:w="1987"/>
+        <w:gridCol w:w="1987"/>
+      </w:tblGrid>
+      <w:tr>
+        <w:tc>
+          <w:tcPr>
+            <w:tcW w:type="dxa" w:w="1987"/>
+            <w:shd w:val="clear" w:color="auto" w:fill="E3EEFB"/>
+          </w:tcPr>
+          <w:p>
+            <w:r>
+              <w:rPr>
+                <w:b/>
+              </w:rPr>
+            </w:r>
+            <w:r>
+              <w:rPr>
+                <w:b/>
+                <w:sz w:val="16"/>
+              </w:rPr>
+              <w:t>Judge</w:t>
+            </w:r>
+          </w:p>
+        </w:tc>
+        <w:tc>
+          <w:tcPr>
+            <w:tcW w:type="dxa" w:w="1987"/>
+            <w:shd w:val="clear" w:color="auto" w:fill="E3EEFB"/>
+          </w:tcPr>
+          <w:p>
+            <w:r>
+              <w:rPr>
+                <w:b/>
+              </w:rPr>
+            </w:r>
+            <w:r>
+              <w:rPr>
+                <w:b/>
+                <w:sz w:val="16"/>
+              </w:rPr>
+              <w:t>Developer</w:t>
+            </w:r>
+          </w:p>
+        </w:tc>
+        <w:tc>
+          <w:tcPr>
+            <w:tcW w:type="dxa" w:w="1987"/>
+            <w:shd w:val="clear" w:color="auto" w:fill="E3EEFB"/>
+          </w:tcPr>
+          <w:p>
+            <w:r>
+              <w:rPr>
+                <w:b/>
+              </w:rPr>
+            </w:r>
+            <w:r>
+              <w:rPr>
+                <w:b/>
+                <w:sz w:val="16"/>
+              </w:rPr>
+              <w:t>Size</w:t>
+            </w:r>
+          </w:p>
+        </w:tc>
+        <w:tc>
+          <w:tcPr>
+            <w:tcW w:type="dxa" w:w="1987"/>
+            <w:shd w:val="clear" w:color="auto" w:fill="E3EEFB"/>
+          </w:tcPr>
+          <w:p>
+            <w:r>
+              <w:rPr>
+                <w:b/>
+              </w:rPr>
+            </w:r>
+            <w:r>
+              <w:rPr>
+                <w:b/>
+                <w:sz w:val="16"/>
+              </w:rPr>
+              <w:t>Access</w:t>
+            </w:r>
+          </w:p>
+        </w:tc>
+        <w:tc>
+          <w:tcPr>
+            <w:tcW w:type="dxa" w:w="1987"/>
+            <w:shd w:val="clear" w:color="auto" w:fill="E3EEFB"/>
+          </w:tcPr>
+          <w:p>
+            <w:r>
+              <w:rPr>
+                <w:b/>
+              </w:rPr>
+            </w:r>
+            <w:r>
+              <w:rPr>
+                <w:b/>
+                <w:sz w:val="16"/>
+              </w:rPr>
+              <w:t>Why selected</w:t>
+            </w:r>
+          </w:p>
+        </w:tc>
+      </w:tr>
+      <w:tr>
+        <w:tc>
+          <w:tcPr>
+            <w:tcW w:type="dxa" w:w="1987"/>
+          </w:tcPr>
+          <w:p>
+            <w:r/>
+            <w:r>
+              <w:rPr>
+                <w:sz w:val="16"/>
+              </w:rPr>
+              <w:t>Nemotron 3 Ultra</w:t>
+            </w:r>
+          </w:p>
+        </w:tc>
+        <w:tc>
+          <w:tcPr>
+            <w:tcW w:type="dxa" w:w="1987"/>
+          </w:tcPr>
+          <w:p>
+            <w:r/>
+            <w:r>
+              <w:rPr>
+                <w:sz w:val="16"/>
+              </w:rPr>
+              <w:t>NVIDIA</w:t>
+            </w:r>
+          </w:p>
+        </w:tc>
+        <w:tc>
+          <w:tcPr>
+            <w:tcW w:type="dxa" w:w="1987"/>
+          </w:tcPr>
+          <w:p>
+            <w:r/>
+            <w:r>
+              <w:rPr>
+                <w:sz w:val="16"/>
+              </w:rPr>
+              <w:t>550B total / 55B active (mixture-of-experts)</w:t>
+            </w:r>
+          </w:p>
+        </w:tc>
+        <w:tc>
+          <w:tcPr>
+            <w:tcW w:type="dxa" w:w="1987"/>
+          </w:tcPr>
+          <w:p>
+            <w:r/>
+            <w:r>
+              <w:rPr>
+                <w:sz w:val="16"/>
+              </w:rPr>
+              <w:t>OpenRouter free tier (50 requests/day)</w:t>
+            </w:r>
+          </w:p>
+        </w:tc>
+        <w:tc>
+          <w:tcPr>
+            <w:tcW w:type="dxa" w:w="1987"/>
+          </w:tcPr>
+          <w:p>
+            <w:r/>
+            <w:r>
+              <w:rPr>
+                <w:sz w:val="16"/>
+              </w:rPr>
+              <w:t>Flagship scale; no relation to Microsoft (Phi) or Alibaba (Qwen)</w:t>
+            </w:r>
+          </w:p>
+        </w:tc>
+      </w:tr>
+      <w:tr>
+        <w:tc>
+          <w:tcPr>
+            <w:tcW w:type="dxa" w:w="1987"/>
+          </w:tcPr>
+          <w:p>
+            <w:r/>
+            <w:r>
+              <w:rPr>
+                <w:sz w:val="16"/>
+              </w:rPr>
+              <w:t>Mistral Large</w:t>
+            </w:r>
+          </w:p>
+        </w:tc>
+        <w:tc>
+          <w:tcPr>
+            <w:tcW w:type="dxa" w:w="1987"/>
+          </w:tcPr>
+          <w:p>
+            <w:r/>
+            <w:r>
+              <w:rPr>
+                <w:sz w:val="16"/>
+              </w:rPr>
+              <w:t>Mistral AI</w:t>
+            </w:r>
+          </w:p>
+        </w:tc>
+        <w:tc>
+          <w:tcPr>
+            <w:tcW w:type="dxa" w:w="1987"/>
+          </w:tcPr>
+          <w:p>
+            <w:r/>
+            <w:r>
+              <w:rPr>
+                <w:sz w:val="16"/>
+              </w:rPr>
+              <w:t>Flagship (size not published)</w:t>
+            </w:r>
+          </w:p>
+        </w:tc>
+        <w:tc>
+          <w:tcPr>
+            <w:tcW w:type="dxa" w:w="1987"/>
+          </w:tcPr>
+          <w:p>
+            <w:r/>
+            <w:r>
+              <w:rPr>
+                <w:sz w:val="16"/>
+              </w:rPr>
+              <w:t>Mistral free Experiment tier</w:t>
+            </w:r>
+          </w:p>
+        </w:tc>
+        <w:tc>
+          <w:tcPr>
+            <w:tcW w:type="dxa" w:w="1987"/>
+          </w:tcPr>
+          <w:p>
+            <w:r/>
+            <w:r>
+              <w:rPr>
+                <w:sz w:val="16"/>
+              </w:rPr>
+              <w:t>Independent provider with a separate training lineage</w:t>
+            </w:r>
+          </w:p>
+        </w:tc>
+      </w:tr>
+      <w:tr>
+        <w:tc>
+          <w:tcPr>
+            <w:tcW w:type="dxa" w:w="1987"/>
+          </w:tcPr>
+          <w:p>
+            <w:r/>
+            <w:r>
+              <w:rPr>
+                <w:sz w:val="16"/>
+              </w:rPr>
+              <w:t>gpt-oss-120b</w:t>
+            </w:r>
+          </w:p>
+        </w:tc>
+        <w:tc>
+          <w:tcPr>
+            <w:tcW w:type="dxa" w:w="1987"/>
+          </w:tcPr>
+          <w:p>
+            <w:r/>
+            <w:r>
+              <w:rPr>
+                <w:sz w:val="16"/>
+              </w:rPr>
+              <w:t>OpenAI (open weights, Apache-2.0)</w:t>
+            </w:r>
+          </w:p>
+        </w:tc>
+        <w:tc>
+          <w:tcPr>
+            <w:tcW w:type="dxa" w:w="1987"/>
+          </w:tcPr>
+          <w:p>
+            <w:r/>
+            <w:r>
+              <w:rPr>
+                <w:sz w:val="16"/>
+              </w:rPr>
+              <w:t>About 120B (mixture-of-experts)</w:t>
+            </w:r>
+          </w:p>
+        </w:tc>
+        <w:tc>
+          <w:tcPr>
+            <w:tcW w:type="dxa" w:w="1987"/>
+          </w:tcPr>
+          <w:p>
+            <w:r/>
+            <w:r>
+              <w:rPr>
+                <w:sz w:val="16"/>
+              </w:rPr>
+              <w:t>Groq free tier</w:t>
+            </w:r>
+          </w:p>
+        </w:tc>
+        <w:tc>
+          <w:tcPr>
+            <w:tcW w:type="dxa" w:w="1987"/>
+          </w:tcPr>
+          <w:p>
+            <w:r/>
+            <w:r>
+              <w:rPr>
+                <w:sz w:val="16"/>
+              </w:rPr>
+              <w:t>Open weights make this judge reproducible; fast enough to score everything</w:t>
+            </w:r>
+          </w:p>
+        </w:tc>
+      </w:tr>
+    </w:tbl>
+    <w:p/>
+    <w:p>
+      <w:r>
+        <w:rPr>
+          <w:i/>
+          <w:sz w:val="18"/>
+        </w:rPr>
+        <w:t>Table: ai_judge_selection_criteria.csv</w:t>
+      </w:r>
+    </w:p>
+    <w:tbl>
+      <w:tblPr>
+        <w:tblStyle w:val="TableGrid"/>
+        <w:tblW w:type="auto" w:w="0"/>
+        <w:tblLook w:firstColumn="1" w:firstRow="1" w:lastColumn="0" w:lastRow="0" w:noHBand="0" w:noVBand="1" w:val="04A0"/>
+      </w:tblPr>
+      <w:tblGrid>
+        <w:gridCol w:w="3312"/>
+        <w:gridCol w:w="3312"/>
+        <w:gridCol w:w="3312"/>
+      </w:tblGrid>
+      <w:tr>
+        <w:tc>
+          <w:tcPr>
+            <w:tcW w:type="dxa" w:w="3312"/>
+            <w:shd w:val="clear" w:color="auto" w:fill="E3EEFB"/>
+          </w:tcPr>
+          <w:p>
+            <w:r>
+              <w:rPr>
+                <w:b/>
+              </w:rPr>
+            </w:r>
+            <w:r>
+              <w:rPr>
+                <w:b/>
+                <w:sz w:val="16"/>
+              </w:rPr>
+              <w:t>Criterion</w:t>
+            </w:r>
+          </w:p>
+        </w:tc>
+        <w:tc>
+          <w:tcPr>
+            <w:tcW w:type="dxa" w:w="3312"/>
+            <w:shd w:val="clear" w:color="auto" w:fill="E3EEFB"/>
+          </w:tcPr>
+          <w:p>
+            <w:r>
+              <w:rPr>
+                <w:b/>
+              </w:rPr>
+            </w:r>
+            <w:r>
+              <w:rPr>
+                <w:b/>
+                <w:sz w:val="16"/>
+              </w:rPr>
+              <w:t>How it was applied</w:t>
+            </w:r>
+          </w:p>
+        </w:tc>
+        <w:tc>
+          <w:tcPr>
+            <w:tcW w:type="dxa" w:w="3312"/>
+            <w:shd w:val="clear" w:color="auto" w:fill="E3EEFB"/>
+          </w:tcPr>
+          <w:p>
+            <w:r>
+              <w:rPr>
+                <w:b/>
+              </w:rPr>
+            </w:r>
+            <w:r>
+              <w:rPr>
+                <w:b/>
+                <w:sz w:val="16"/>
+              </w:rPr>
+              <w:t>Evidence or reason</w:t>
+            </w:r>
+          </w:p>
+        </w:tc>
+      </w:tr>
+      <w:tr>
+        <w:tc>
+          <w:tcPr>
+            <w:tcW w:type="dxa" w:w="3312"/>
+          </w:tcPr>
+          <w:p>
+            <w:r/>
+            <w:r>
+              <w:rPr>
+                <w:sz w:val="16"/>
+              </w:rPr>
+              <w:t>Flagship-tier capability</w:t>
+            </w:r>
+          </w:p>
+        </w:tc>
+        <w:tc>
+          <w:tcPr>
+            <w:tcW w:type="dxa" w:w="3312"/>
+          </w:tcPr>
+          <w:p>
+            <w:r/>
+            <w:r>
+              <w:rPr>
+                <w:sz w:val="16"/>
+              </w:rPr>
+              <w:t>Required by the co-supervisor; small local judges (Gemma-2-2B, Phi-3-mini) were dropped from an earlier plan</w:t>
+            </w:r>
+          </w:p>
+        </w:tc>
+        <w:tc>
+          <w:tcPr>
+            <w:tcW w:type="dxa" w:w="3312"/>
+          </w:tcPr>
+          <w:p>
+            <w:r/>
+            <w:r>
+              <w:rPr>
+                <w:sz w:val="16"/>
+              </w:rPr>
+              <w:t>Zheng et al. (2023): strong LLM judges agree with human preferences over 80% of the time</w:t>
+            </w:r>
+          </w:p>
+        </w:tc>
+      </w:tr>
+      <w:tr>
+        <w:tc>
+          <w:tcPr>
+            <w:tcW w:type="dxa" w:w="3312"/>
+          </w:tcPr>
+          <w:p>
+            <w:r/>
+            <w:r>
+              <w:rPr>
+                <w:sz w:val="16"/>
+              </w:rPr>
+              <w:t>Three different developers, none related to our models</w:t>
+            </w:r>
+          </w:p>
+        </w:tc>
+        <w:tc>
+          <w:tcPr>
+            <w:tcW w:type="dxa" w:w="3312"/>
+          </w:tcPr>
+          <w:p>
+            <w:r/>
+            <w:r>
+              <w:rPr>
+                <w:sz w:val="16"/>
+              </w:rPr>
+              <w:t>No judge shares a family with the generator (Phi, Microsoft) or the baselines (Qwen, Alibaba)</w:t>
+            </w:r>
+          </w:p>
+        </w:tc>
+        <w:tc>
+          <w:tcPr>
+            <w:tcW w:type="dxa" w:w="3312"/>
+          </w:tcPr>
+          <w:p>
+            <w:r/>
+            <w:r>
+              <w:rPr>
+                <w:sz w:val="16"/>
+              </w:rPr>
+              <w:t>Panickssery et al. (2024): LLM evaluators recognise and favour their own generations</w:t>
+            </w:r>
+          </w:p>
+        </w:tc>
+      </w:tr>
+      <w:tr>
+        <w:tc>
+          <w:tcPr>
+            <w:tcW w:type="dxa" w:w="3312"/>
+          </w:tcPr>
+          <w:p>
+            <w:r/>
+            <w:r>
+              <w:rPr>
+                <w:sz w:val="16"/>
+              </w:rPr>
+              <w:t>A panel instead of one judge</w:t>
+            </w:r>
+          </w:p>
+        </w:tc>
+        <w:tc>
+          <w:tcPr>
+            <w:tcW w:type="dxa" w:w="3312"/>
+          </w:tcPr>
+          <w:p>
+            <w:r/>
+            <w:r>
+              <w:rPr>
+                <w:sz w:val="16"/>
+              </w:rPr>
+              <w:t>Scores averaged over three judges</w:t>
+            </w:r>
+          </w:p>
+        </w:tc>
+        <w:tc>
+          <w:tcPr>
+            <w:tcW w:type="dxa" w:w="3312"/>
+          </w:tcPr>
+          <w:p>
+            <w:r/>
+            <w:r>
+              <w:rPr>
+                <w:sz w:val="16"/>
+              </w:rPr>
+              <w:t>Verga et al. (2024): a panel from disjoint model families shows less intra-model bias than one large judge</w:t>
+            </w:r>
+          </w:p>
+        </w:tc>
+      </w:tr>
+      <w:tr>
+        <w:tc>
+          <w:tcPr>
+            <w:tcW w:type="dxa" w:w="3312"/>
+          </w:tcPr>
+          <w:p>
+            <w:r/>
+            <w:r>
+              <w:rPr>
+                <w:sz w:val="16"/>
+              </w:rPr>
+              <w:t>Blind scoring</w:t>
+            </w:r>
+          </w:p>
+        </w:tc>
+        <w:tc>
+          <w:tcPr>
+            <w:tcW w:type="dxa" w:w="3312"/>
+          </w:tcPr>
+          <w:p>
+            <w:r/>
+            <w:r>
+              <w:rPr>
+                <w:sz w:val="16"/>
+              </w:rPr>
+              <w:t>Judges see only the user message and one reply - never the system name or the gold reply</w:t>
+            </w:r>
+          </w:p>
+        </w:tc>
+        <w:tc>
+          <w:tcPr>
+            <w:tcW w:type="dxa" w:w="3312"/>
+          </w:tcPr>
+          <w:p>
+            <w:r/>
+            <w:r>
+              <w:rPr>
+                <w:sz w:val="16"/>
+              </w:rPr>
+              <w:t>Removes identity bias and any reward for word overlap with a reference reply</w:t>
+            </w:r>
+          </w:p>
+        </w:tc>
+      </w:tr>
+      <w:tr>
+        <w:tc>
+          <w:tcPr>
+            <w:tcW w:type="dxa" w:w="3312"/>
+          </w:tcPr>
+          <w:p>
+            <w:r/>
+            <w:r>
+              <w:rPr>
+                <w:sz w:val="16"/>
+              </w:rPr>
+              <w:t>Anchored rubric, deterministic output</w:t>
+            </w:r>
+          </w:p>
+        </w:tc>
+        <w:tc>
+          <w:tcPr>
+            <w:tcW w:type="dxa" w:w="3312"/>
+          </w:tcPr>
+          <w:p>
+            <w:r/>
+            <w:r>
+              <w:rPr>
+                <w:sz w:val="16"/>
+              </w:rPr>
+              <w:t>1-3 / 4-6 / 7-10 anchors for empathy, relevance and safety; temperature 0; JSON-only answer</w:t>
+            </w:r>
+          </w:p>
+        </w:tc>
+        <w:tc>
+          <w:tcPr>
+            <w:tcW w:type="dxa" w:w="3312"/>
+          </w:tcPr>
+          <w:p>
+            <w:r/>
+            <w:r>
+              <w:rPr>
+                <w:sz w:val="16"/>
+              </w:rPr>
+              <w:t>Anchors keep judges on the same scale; temperature 0 removes sampling noise</w:t>
+            </w:r>
+          </w:p>
+        </w:tc>
+      </w:tr>
+      <w:tr>
+        <w:tc>
+          <w:tcPr>
+            <w:tcW w:type="dxa" w:w="3312"/>
+          </w:tcPr>
+          <w:p>
+            <w:r/>
+            <w:r>
+              <w:rPr>
+                <w:sz w:val="16"/>
+              </w:rPr>
+              <w:t>Free API access</w:t>
+            </w:r>
+          </w:p>
+        </w:tc>
+        <w:tc>
+          <w:tcPr>
+            <w:tcW w:type="dxa" w:w="3312"/>
+          </w:tcPr>
+          <w:p>
+            <w:r/>
+            <w:r>
+              <w:rPr>
+                <w:sz w:val="16"/>
+              </w:rPr>
+              <w:t>No GPU needed, so non-coding teammates could run the judging</w:t>
+            </w:r>
+          </w:p>
+        </w:tc>
+        <w:tc>
+          <w:tcPr>
+            <w:tcW w:type="dxa" w:w="3312"/>
+          </w:tcPr>
+          <w:p>
+            <w:r/>
+            <w:r>
+              <w:rPr>
+                <w:sz w:val="16"/>
+              </w:rPr>
+              <w:t>Project resource constraint (Section 3.8)</w:t>
+            </w:r>
+          </w:p>
+        </w:tc>
+      </w:tr>
+      <w:tr>
+        <w:tc>
+          <w:tcPr>
+            <w:tcW w:type="dxa" w:w="3312"/>
+          </w:tcPr>
+          <w:p>
+            <w:r/>
+            <w:r>
+              <w:rPr>
+                <w:sz w:val="16"/>
+              </w:rPr>
+              <w:t>Documented replacements</w:t>
+            </w:r>
+          </w:p>
+        </w:tc>
+        <w:tc>
+          <w:tcPr>
+            <w:tcW w:type="dxa" w:w="3312"/>
+          </w:tcPr>
+          <w:p>
+            <w:r/>
+            <w:r>
+              <w:rPr>
+                <w:sz w:val="16"/>
+              </w:rPr>
+              <w:t>Gemini (repeated quota failures), DeepSeek (retired on GitHub Models, removed from OpenRouter free tier), Llama 3.3 70B (decommissioned on Groq)</w:t>
+            </w:r>
+          </w:p>
+        </w:tc>
+        <w:tc>
+          <w:tcPr>
+            <w:tcW w:type="dxa" w:w="3312"/>
+          </w:tcPr>
+          <w:p>
+            <w:r/>
+            <w:r>
+              <w:rPr>
+                <w:sz w:val="16"/>
+              </w:rPr>
+              <w:t>Valid scores from retired judges were kept; see risk R7 in Section 3.7</w:t>
+            </w:r>
+          </w:p>
+        </w:tc>
+      </w:tr>
+    </w:tbl>
+    <w:p/>
+    <w:p>
+      <w:pPr>
+        <w:pStyle w:val="Heading3"/>
+      </w:pPr>
+      <w:r>
+        <w:t>4.1.5.2 Use of the WASSA Empathy Classifier</w:t>
+      </w:r>
+    </w:p>
+    <w:p>
+      <w:r>
+        <w:t xml:space="preserve">As a signal independent of both our rules and the AI judges, we use the hyy33 system from the WASSA 2024 shared task, held at ACL 2024 </w:t>
+      </w:r>
+      <w:r>
+        <w:rPr>
+          <w:b/>
+          <w:color w:val="B03A00"/>
+        </w:rPr>
+        <w:t>[[CITE: hyy33 at WASSA 2024, ACL Anthology 2024.wassa-1.39]]</w:t>
+      </w:r>
+      <w:r>
+        <w:t xml:space="preserve">. It suits this project for three reasons. It was trained on </w:t>
+      </w:r>
+      <w:r>
+        <w:rPr>
+          <w:b/>
+        </w:rPr>
+        <w:t>third-party human ratings of empathy for individual conversation turns</w:t>
+      </w:r>
+      <w:r>
+        <w:t xml:space="preserve">, the same unit as our replies. It is a peer-reviewed, publicly released system whose predictions correlate with human empathy ratings at r = .544 on the task's test set. And it comes from a different model family, dataset and organisation than any component of our system, so it cannot favour our pipeline. Its limits are stated alongside: it was not the most accurate empathy predictor in its own task (the organisers' RoBERTa baseline reached r = .694), its training dialogues are peer discussions of news articles rather than supportive replies, and it outputs coarse ordinal classes. Section 5.3 shows that on our data it reproduces the AI judges' ranking of systems exactly but is too noisy to rank individual replies, so it is used </w:t>
+      </w:r>
+      <w:r>
+        <w:rPr>
+          <w:b/>
+        </w:rPr>
+        <w:t>only to compare system averages</w:t>
+      </w:r>
+      <w:r>
+        <w:t xml:space="preserve"> over 300 conversations.</w:t>
+      </w:r>
+    </w:p>
+    <w:p>
+      <w:r>
+        <w:rPr>
+          <w:i/>
+          <w:sz w:val="18"/>
+        </w:rPr>
+        <w:t>Table: wassa_validity.csv</w:t>
+      </w:r>
+    </w:p>
+    <w:tbl>
+      <w:tblPr>
+        <w:tblStyle w:val="TableGrid"/>
+        <w:tblW w:type="auto" w:w="0"/>
+        <w:tblLook w:firstColumn="1" w:firstRow="1" w:lastColumn="0" w:lastRow="0" w:noHBand="0" w:noVBand="1" w:val="04A0"/>
+      </w:tblPr>
+      <w:tblGrid>
+        <w:gridCol w:w="2484"/>
+        <w:gridCol w:w="2484"/>
+        <w:gridCol w:w="2484"/>
+        <w:gridCol w:w="2484"/>
+      </w:tblGrid>
+      <w:tr>
+        <w:tc>
+          <w:tcPr>
+            <w:tcW w:type="dxa" w:w="2484"/>
+            <w:shd w:val="clear" w:color="auto" w:fill="E3EEFB"/>
+          </w:tcPr>
+          <w:p>
+            <w:r>
+              <w:rPr>
+                <w:b/>
+              </w:rPr>
+            </w:r>
+            <w:r>
+              <w:rPr>
+                <w:b/>
+                <w:sz w:val="16"/>
+              </w:rPr>
+              <w:t>Aspect</w:t>
+            </w:r>
+          </w:p>
+        </w:tc>
+        <w:tc>
+          <w:tcPr>
+            <w:tcW w:type="dxa" w:w="2484"/>
+            <w:shd w:val="clear" w:color="auto" w:fill="E3EEFB"/>
+          </w:tcPr>
+          <w:p>
+            <w:r>
+              <w:rPr>
+                <w:b/>
+              </w:rPr>
+            </w:r>
+            <w:r>
+              <w:rPr>
+                <w:b/>
+                <w:sz w:val="16"/>
+              </w:rPr>
+              <w:t>Check</w:t>
+            </w:r>
+          </w:p>
+        </w:tc>
+        <w:tc>
+          <w:tcPr>
+            <w:tcW w:type="dxa" w:w="2484"/>
+            <w:shd w:val="clear" w:color="auto" w:fill="E3EEFB"/>
+          </w:tcPr>
+          <w:p>
+            <w:r>
+              <w:rPr>
+                <w:b/>
+              </w:rPr>
+            </w:r>
+            <w:r>
+              <w:rPr>
+                <w:b/>
+                <w:sz w:val="16"/>
+              </w:rPr>
+              <w:t>Result</w:t>
+            </w:r>
+          </w:p>
+        </w:tc>
+        <w:tc>
+          <w:tcPr>
+            <w:tcW w:type="dxa" w:w="2484"/>
+            <w:shd w:val="clear" w:color="auto" w:fill="E3EEFB"/>
+          </w:tcPr>
+          <w:p>
+            <w:r>
+              <w:rPr>
+                <w:b/>
+              </w:rPr>
+            </w:r>
+            <w:r>
+              <w:rPr>
+                <w:b/>
+                <w:sz w:val="16"/>
+              </w:rPr>
+              <w:t>Source</w:t>
+            </w:r>
+          </w:p>
+        </w:tc>
+      </w:tr>
+      <w:tr>
+        <w:tc>
+          <w:tcPr>
+            <w:tcW w:type="dxa" w:w="2484"/>
+          </w:tcPr>
+          <w:p>
+            <w:r/>
+            <w:r>
+              <w:rPr>
+                <w:sz w:val="16"/>
+              </w:rPr>
+              <w:t>Recognition</w:t>
+            </w:r>
+          </w:p>
+        </w:tc>
+        <w:tc>
+          <w:tcPr>
+            <w:tcW w:type="dxa" w:w="2484"/>
+          </w:tcPr>
+          <w:p>
+            <w:r/>
+            <w:r>
+              <w:rPr>
+                <w:sz w:val="16"/>
+              </w:rPr>
+              <w:t>Where it comes from</w:t>
+            </w:r>
+          </w:p>
+        </w:tc>
+        <w:tc>
+          <w:tcPr>
+            <w:tcW w:type="dxa" w:w="2484"/>
+          </w:tcPr>
+          <w:p>
+            <w:r/>
+            <w:r>
+              <w:rPr>
+                <w:sz w:val="16"/>
+              </w:rPr>
+              <w:t>WASSA 2024 shared task at ACL 2024 (14 teams); system paper hyy33, ACL Anthology 2024.wassa-1.39</w:t>
+            </w:r>
+          </w:p>
+        </w:tc>
+        <w:tc>
+          <w:tcPr>
+            <w:tcW w:type="dxa" w:w="2484"/>
+          </w:tcPr>
+          <w:p>
+            <w:r/>
+            <w:r>
+              <w:rPr>
+                <w:sz w:val="16"/>
+              </w:rPr>
+              <w:t>Findings paper 2024.wassa-1.30</w:t>
+            </w:r>
+          </w:p>
+        </w:tc>
+      </w:tr>
+      <w:tr>
+        <w:tc>
+          <w:tcPr>
+            <w:tcW w:type="dxa" w:w="2484"/>
+          </w:tcPr>
+          <w:p>
+            <w:r/>
+            <w:r>
+              <w:rPr>
+                <w:sz w:val="16"/>
+              </w:rPr>
+              <w:t>Recognition</w:t>
+            </w:r>
+          </w:p>
+        </w:tc>
+        <w:tc>
+          <w:tcPr>
+            <w:tcW w:type="dxa" w:w="2484"/>
+          </w:tcPr>
+          <w:p>
+            <w:r/>
+            <w:r>
+              <w:rPr>
+                <w:sz w:val="16"/>
+              </w:rPr>
+              <w:t>What it was trained on</w:t>
+            </w:r>
+          </w:p>
+        </w:tc>
+        <w:tc>
+          <w:tcPr>
+            <w:tcW w:type="dxa" w:w="2484"/>
+          </w:tcPr>
+          <w:p>
+            <w:r/>
+            <w:r>
+              <w:rPr>
+                <w:sz w:val="16"/>
+              </w:rPr>
+              <w:t>Third-party human empathy ratings (ordinal 1-5) of individual conversation turns (Track 2, CONV-Turn)</w:t>
+            </w:r>
+          </w:p>
+        </w:tc>
+        <w:tc>
+          <w:tcPr>
+            <w:tcW w:type="dxa" w:w="2484"/>
+          </w:tcPr>
+          <w:p>
+            <w:r/>
+            <w:r>
+              <w:rPr>
+                <w:sz w:val="16"/>
+              </w:rPr>
+              <w:t>Findings paper</w:t>
+            </w:r>
+          </w:p>
+        </w:tc>
+      </w:tr>
+      <w:tr>
+        <w:tc>
+          <w:tcPr>
+            <w:tcW w:type="dxa" w:w="2484"/>
+          </w:tcPr>
+          <w:p>
+            <w:r/>
+            <w:r>
+              <w:rPr>
+                <w:sz w:val="16"/>
+              </w:rPr>
+              <w:t>Recognition</w:t>
+            </w:r>
+          </w:p>
+        </w:tc>
+        <w:tc>
+          <w:tcPr>
+            <w:tcW w:type="dxa" w:w="2484"/>
+          </w:tcPr>
+          <w:p>
+            <w:r/>
+            <w:r>
+              <w:rPr>
+                <w:sz w:val="16"/>
+              </w:rPr>
+              <w:t>Accuracy against humans on the task test set</w:t>
+            </w:r>
+          </w:p>
+        </w:tc>
+        <w:tc>
+          <w:tcPr>
+            <w:tcW w:type="dxa" w:w="2484"/>
+          </w:tcPr>
+          <w:p>
+            <w:r/>
+            <w:r>
+              <w:rPr>
+                <w:sz w:val="16"/>
+              </w:rPr>
+              <w:t>Pearson r = .544 for empathy; 5th of 9 teams on the track average in the findings table (the authors report 4th)</w:t>
+            </w:r>
+          </w:p>
+        </w:tc>
+        <w:tc>
+          <w:tcPr>
+            <w:tcW w:type="dxa" w:w="2484"/>
+          </w:tcPr>
+          <w:p>
+            <w:r/>
+            <w:r>
+              <w:rPr>
+                <w:sz w:val="16"/>
+              </w:rPr>
+              <w:t>Findings paper, Table 3</w:t>
+            </w:r>
+          </w:p>
+        </w:tc>
+      </w:tr>
+      <w:tr>
+        <w:tc>
+          <w:tcPr>
+            <w:tcW w:type="dxa" w:w="2484"/>
+          </w:tcPr>
+          <w:p>
+            <w:r/>
+            <w:r>
+              <w:rPr>
+                <w:sz w:val="16"/>
+              </w:rPr>
+              <w:t>Recognition</w:t>
+            </w:r>
+          </w:p>
+        </w:tc>
+        <w:tc>
+          <w:tcPr>
+            <w:tcW w:type="dxa" w:w="2484"/>
+          </w:tcPr>
+          <w:p>
+            <w:r/>
+            <w:r>
+              <w:rPr>
+                <w:sz w:val="16"/>
+              </w:rPr>
+              <w:t>Caveat</w:t>
+            </w:r>
+          </w:p>
+        </w:tc>
+        <w:tc>
+          <w:tcPr>
+            <w:tcW w:type="dxa" w:w="2484"/>
+          </w:tcPr>
+          <w:p>
+            <w:r/>
+            <w:r>
+              <w:rPr>
+                <w:sz w:val="16"/>
+              </w:rPr>
+              <w:t>The organisers' RoBERTa-base baseline reached r = .694 on empathy; the best team reached .582</w:t>
+            </w:r>
+          </w:p>
+        </w:tc>
+        <w:tc>
+          <w:tcPr>
+            <w:tcW w:type="dxa" w:w="2484"/>
+          </w:tcPr>
+          <w:p>
+            <w:r/>
+            <w:r>
+              <w:rPr>
+                <w:sz w:val="16"/>
+              </w:rPr>
+              <w:t>Findings paper, Table 3</w:t>
+            </w:r>
+          </w:p>
+        </w:tc>
+      </w:tr>
+      <w:tr>
+        <w:tc>
+          <w:tcPr>
+            <w:tcW w:type="dxa" w:w="2484"/>
+          </w:tcPr>
+          <w:p>
+            <w:r/>
+            <w:r>
+              <w:rPr>
+                <w:sz w:val="16"/>
+              </w:rPr>
+              <w:t>Recognition</w:t>
+            </w:r>
+          </w:p>
+        </w:tc>
+        <w:tc>
+          <w:tcPr>
+            <w:tcW w:type="dxa" w:w="2484"/>
+          </w:tcPr>
+          <w:p>
+            <w:r/>
+            <w:r>
+              <w:rPr>
+                <w:sz w:val="16"/>
+              </w:rPr>
+              <w:t>Output format</w:t>
+            </w:r>
+          </w:p>
+        </w:tc>
+        <w:tc>
+          <w:tcPr>
+            <w:tcW w:type="dxa" w:w="2484"/>
+          </w:tcPr>
+          <w:p>
+            <w:r/>
+            <w:r>
+              <w:rPr>
+                <w:sz w:val="16"/>
+              </w:rPr>
+              <w:t>11 ordinal classes (argmax); our replies receive classes 1-7; the authors do not document how ratings map to classes</w:t>
+            </w:r>
+          </w:p>
+        </w:tc>
+        <w:tc>
+          <w:tcPr>
+            <w:tcW w:type="dxa" w:w="2484"/>
+          </w:tcPr>
+          <w:p>
+            <w:r/>
+            <w:r>
+              <w:rPr>
+                <w:sz w:val="16"/>
+              </w:rPr>
+              <w:t>Checkpoint metadata; our scores</w:t>
+            </w:r>
+          </w:p>
+        </w:tc>
+      </w:tr>
+      <w:tr>
+        <w:tc>
+          <w:tcPr>
+            <w:tcW w:type="dxa" w:w="2484"/>
+          </w:tcPr>
+          <w:p>
+            <w:r/>
+            <w:r>
+              <w:rPr>
+                <w:sz w:val="16"/>
+              </w:rPr>
+              <w:t>Our data</w:t>
+            </w:r>
+          </w:p>
+        </w:tc>
+        <w:tc>
+          <w:tcPr>
+            <w:tcW w:type="dxa" w:w="2484"/>
+          </w:tcPr>
+          <w:p>
+            <w:r/>
+            <w:r>
+              <w:rPr>
+                <w:sz w:val="16"/>
+              </w:rPr>
+              <w:t>System-level ranking vs AI judges (5 systems)</w:t>
+            </w:r>
+          </w:p>
+        </w:tc>
+        <w:tc>
+          <w:tcPr>
+            <w:tcW w:type="dxa" w:w="2484"/>
+          </w:tcPr>
+          <w:p>
+            <w:r/>
+            <w:r>
+              <w:rPr>
+                <w:sz w:val="16"/>
+              </w:rPr>
+              <w:t>Spearman rho = 1.00</w:t>
+            </w:r>
+          </w:p>
+        </w:tc>
+        <w:tc>
+          <w:tcPr>
+            <w:tcW w:type="dxa" w:w="2484"/>
+          </w:tcPr>
+          <w:p>
+            <w:r/>
+            <w:r>
+              <w:rPr>
+                <w:sz w:val="16"/>
+              </w:rPr>
+              <w:t>computed</w:t>
+            </w:r>
+          </w:p>
+        </w:tc>
+      </w:tr>
+      <w:tr>
+        <w:tc>
+          <w:tcPr>
+            <w:tcW w:type="dxa" w:w="2484"/>
+          </w:tcPr>
+          <w:p>
+            <w:r/>
+            <w:r>
+              <w:rPr>
+                <w:sz w:val="16"/>
+              </w:rPr>
+              <w:t>Our data</w:t>
+            </w:r>
+          </w:p>
+        </w:tc>
+        <w:tc>
+          <w:tcPr>
+            <w:tcW w:type="dxa" w:w="2484"/>
+          </w:tcPr>
+          <w:p>
+            <w:r/>
+            <w:r>
+              <w:rPr>
+                <w:sz w:val="16"/>
+              </w:rPr>
+              <w:t>Per-reply agreement with the judges' mean empathy</w:t>
+            </w:r>
+          </w:p>
+        </w:tc>
+        <w:tc>
+          <w:tcPr>
+            <w:tcW w:type="dxa" w:w="2484"/>
+          </w:tcPr>
+          <w:p>
+            <w:r/>
+            <w:r>
+              <w:rPr>
+                <w:sz w:val="16"/>
+              </w:rPr>
+              <w:t>rho = 0.41 (p = 4.2e-14, N = 320)</w:t>
+            </w:r>
+          </w:p>
+        </w:tc>
+        <w:tc>
+          <w:tcPr>
+            <w:tcW w:type="dxa" w:w="2484"/>
+          </w:tcPr>
+          <w:p>
+            <w:r/>
+            <w:r>
+              <w:rPr>
+                <w:sz w:val="16"/>
+              </w:rPr>
+              <w:t>computed</w:t>
+            </w:r>
+          </w:p>
+        </w:tc>
+      </w:tr>
+      <w:tr>
+        <w:tc>
+          <w:tcPr>
+            <w:tcW w:type="dxa" w:w="2484"/>
+          </w:tcPr>
+          <w:p>
+            <w:r/>
+            <w:r>
+              <w:rPr>
+                <w:sz w:val="16"/>
+              </w:rPr>
+              <w:t>Our data</w:t>
+            </w:r>
+          </w:p>
+        </w:tc>
+        <w:tc>
+          <w:tcPr>
+            <w:tcW w:type="dxa" w:w="2484"/>
+          </w:tcPr>
+          <w:p>
+            <w:r/>
+            <w:r>
+              <w:rPr>
+                <w:sz w:val="16"/>
+              </w:rPr>
+              <w:t>Same, controlling for reply length</w:t>
+            </w:r>
+          </w:p>
+        </w:tc>
+        <w:tc>
+          <w:tcPr>
+            <w:tcW w:type="dxa" w:w="2484"/>
+          </w:tcPr>
+          <w:p>
+            <w:r/>
+            <w:r>
+              <w:rPr>
+                <w:sz w:val="16"/>
+              </w:rPr>
+              <w:t>partial rho = 0.45 (p = 3.6e-17)</w:t>
+            </w:r>
+          </w:p>
+        </w:tc>
+        <w:tc>
+          <w:tcPr>
+            <w:tcW w:type="dxa" w:w="2484"/>
+          </w:tcPr>
+          <w:p>
+            <w:r/>
+            <w:r>
+              <w:rPr>
+                <w:sz w:val="16"/>
+              </w:rPr>
+              <w:t>computed</w:t>
+            </w:r>
+          </w:p>
+        </w:tc>
+      </w:tr>
+      <w:tr>
+        <w:tc>
+          <w:tcPr>
+            <w:tcW w:type="dxa" w:w="2484"/>
+          </w:tcPr>
+          <w:p>
+            <w:r/>
+            <w:r>
+              <w:rPr>
+                <w:sz w:val="16"/>
+              </w:rPr>
+              <w:t>Our data</w:t>
+            </w:r>
+          </w:p>
+        </w:tc>
+        <w:tc>
+          <w:tcPr>
+            <w:tcW w:type="dxa" w:w="2484"/>
+          </w:tcPr>
+          <w:p>
+            <w:r/>
+            <w:r>
+              <w:rPr>
+                <w:sz w:val="16"/>
+              </w:rPr>
+              <w:t>Agreement within a single system</w:t>
+            </w:r>
+          </w:p>
+        </w:tc>
+        <w:tc>
+          <w:tcPr>
+            <w:tcW w:type="dxa" w:w="2484"/>
+          </w:tcPr>
+          <w:p>
+            <w:r/>
+            <w:r>
+              <w:rPr>
+                <w:sz w:val="16"/>
+              </w:rPr>
+              <w:t>rho = 0.13 to 0.24; 0 of 5 significant</w:t>
+            </w:r>
+          </w:p>
+        </w:tc>
+        <w:tc>
+          <w:tcPr>
+            <w:tcW w:type="dxa" w:w="2484"/>
+          </w:tcPr>
+          <w:p>
+            <w:r/>
+            <w:r>
+              <w:rPr>
+                <w:sz w:val="16"/>
+              </w:rPr>
+              <w:t>computed</w:t>
+            </w:r>
+          </w:p>
+        </w:tc>
+      </w:tr>
+      <w:tr>
+        <w:tc>
+          <w:tcPr>
+            <w:tcW w:type="dxa" w:w="2484"/>
+          </w:tcPr>
+          <w:p>
+            <w:r/>
+            <w:r>
+              <w:rPr>
+                <w:sz w:val="16"/>
+              </w:rPr>
+              <w:t>Our data</w:t>
+            </w:r>
+          </w:p>
+        </w:tc>
+        <w:tc>
+          <w:tcPr>
+            <w:tcW w:type="dxa" w:w="2484"/>
+          </w:tcPr>
+          <w:p>
+            <w:r/>
+            <w:r>
+              <w:rPr>
+                <w:sz w:val="16"/>
+              </w:rPr>
+              <w:t>For reference: judge vs judge on empathy</w:t>
+            </w:r>
+          </w:p>
+        </w:tc>
+        <w:tc>
+          <w:tcPr>
+            <w:tcW w:type="dxa" w:w="2484"/>
+          </w:tcPr>
+          <w:p>
+            <w:r/>
+            <w:r>
+              <w:rPr>
+                <w:sz w:val="16"/>
+              </w:rPr>
+              <w:t>rho = 0.75 to 0.79</w:t>
+            </w:r>
+          </w:p>
+        </w:tc>
+        <w:tc>
+          <w:tcPr>
+            <w:tcW w:type="dxa" w:w="2484"/>
+          </w:tcPr>
+          <w:p>
+            <w:r/>
+            <w:r>
+              <w:rPr>
+                <w:sz w:val="16"/>
+              </w:rPr>
+              <w:t>computed</w:t>
+            </w:r>
+          </w:p>
+        </w:tc>
+      </w:tr>
+      <w:tr>
+        <w:tc>
+          <w:tcPr>
+            <w:tcW w:type="dxa" w:w="2484"/>
+          </w:tcPr>
+          <w:p>
+            <w:r/>
+            <w:r>
+              <w:rPr>
+                <w:sz w:val="16"/>
+              </w:rPr>
+              <w:t>Reproducibility</w:t>
+            </w:r>
+          </w:p>
+        </w:tc>
+        <w:tc>
+          <w:tcPr>
+            <w:tcW w:type="dxa" w:w="2484"/>
+          </w:tcPr>
+          <w:p>
+            <w:r/>
+            <w:r>
+              <w:rPr>
+                <w:sz w:val="16"/>
+              </w:rPr>
+              <w:t>Re-implementation check after a library upgrade</w:t>
+            </w:r>
+          </w:p>
+        </w:tc>
+        <w:tc>
+          <w:tcPr>
+            <w:tcW w:type="dxa" w:w="2484"/>
+          </w:tcPr>
+          <w:p>
+            <w:r/>
+            <w:r>
+              <w:rPr>
+                <w:sz w:val="16"/>
+              </w:rPr>
+              <w:t>1,800 of 1,800 pre-upgrade scores reproduced exactly</w:t>
+            </w:r>
+          </w:p>
+        </w:tc>
+        <w:tc>
+          <w:tcPr>
+            <w:tcW w:type="dxa" w:w="2484"/>
+          </w:tcPr>
+          <w:p>
+            <w:r/>
+            <w:r>
+              <w:rPr>
+                <w:rFonts w:ascii="Consolas" w:hAnsi="Consolas"/>
+                <w:sz w:val="16"/>
+              </w:rPr>
+              <w:t>llm_judge_evaluation/wassa_empathy_scores_BACKUP_pre_upgrade.csv</w:t>
+            </w:r>
+          </w:p>
+        </w:tc>
+      </w:tr>
+    </w:tbl>
+    <w:p/>
     <w:p>
       <w:pPr>
         <w:pStyle w:val="Heading2"/>

--- a/writing/Chapter 4 - 4.1 Design Process or Methodology Overview/WRITING_GUIDE.docx
+++ b/writing/Chapter 4 - 4.1 Design Process or Methodology Overview/WRITING_GUIDE.docx
@@ -8,6 +8,38 @@
       </w:pPr>
       <w:r>
         <w:t>Chapter 4 - 4.1 Design Process or Methodology Overview</w:t>
+      </w:r>
+    </w:p>
+    <w:p>
+      <w:pPr>
+        <w:pStyle w:val="IntenseQuote"/>
+      </w:pPr>
+      <w:r>
+        <w:rPr>
+          <w:b/>
+        </w:rPr>
+        <w:t>Update (14 Sep 2026): AI-judge scores for all 7 systems are in.</w:t>
+      </w:r>
+      <w:r>
+        <w:t xml:space="preserve"> The panel is now two judges (Nemotron 3 Ultra + gpt-oss-120b) because Mistral Large became unavailable. Judge numbers in the draft below are from the earlier three-judge, five-system run and are superseded - use </w:t>
+      </w:r>
+      <w:r>
+        <w:rPr>
+          <w:rFonts w:ascii="Consolas" w:hAnsi="Consolas"/>
+        </w:rPr>
+        <w:t>FINAL_TEXT.docx</w:t>
+      </w:r>
+      <w:r>
+        <w:t xml:space="preserve"> and the regenerated </w:t>
+      </w:r>
+      <w:r>
+        <w:rPr>
+          <w:rFonts w:ascii="Consolas" w:hAnsi="Consolas"/>
+        </w:rPr>
+        <w:t>tables/</w:t>
+      </w:r>
+      <w:r>
+        <w:t xml:space="preserve"> for all AI-judge and WASSA-validity numbers.</w:t>
       </w:r>
     </w:p>
     <w:p>
@@ -231,7 +263,7 @@
               <w:rPr>
                 <w:sz w:val="16"/>
               </w:rPr>
-              <w:t>The three AI judges (4.1.5.1)</w:t>
+              <w:t>The AI-judge panel: two judges used, Mistral Large planned (4.1.5.1)</w:t>
             </w:r>
           </w:p>
         </w:tc>
@@ -663,16 +695,17 @@
         <w:tblLook w:firstColumn="1" w:firstRow="1" w:lastColumn="0" w:lastRow="0" w:noHBand="0" w:noVBand="1" w:val="04A0"/>
       </w:tblPr>
       <w:tblGrid>
-        <w:gridCol w:w="1987"/>
-        <w:gridCol w:w="1987"/>
-        <w:gridCol w:w="1987"/>
-        <w:gridCol w:w="1987"/>
-        <w:gridCol w:w="1987"/>
+        <w:gridCol w:w="1656"/>
+        <w:gridCol w:w="1656"/>
+        <w:gridCol w:w="1656"/>
+        <w:gridCol w:w="1656"/>
+        <w:gridCol w:w="1656"/>
+        <w:gridCol w:w="1656"/>
       </w:tblGrid>
       <w:tr>
         <w:tc>
           <w:tcPr>
-            <w:tcW w:type="dxa" w:w="1987"/>
+            <w:tcW w:type="dxa" w:w="1656"/>
             <w:shd w:val="clear" w:color="auto" w:fill="E3EEFB"/>
           </w:tcPr>
           <w:p>
@@ -692,7 +725,7 @@
         </w:tc>
         <w:tc>
           <w:tcPr>
-            <w:tcW w:type="dxa" w:w="1987"/>
+            <w:tcW w:type="dxa" w:w="1656"/>
             <w:shd w:val="clear" w:color="auto" w:fill="E3EEFB"/>
           </w:tcPr>
           <w:p>
@@ -712,7 +745,7 @@
         </w:tc>
         <w:tc>
           <w:tcPr>
-            <w:tcW w:type="dxa" w:w="1987"/>
+            <w:tcW w:type="dxa" w:w="1656"/>
             <w:shd w:val="clear" w:color="auto" w:fill="E3EEFB"/>
           </w:tcPr>
           <w:p>
@@ -732,7 +765,7 @@
         </w:tc>
         <w:tc>
           <w:tcPr>
-            <w:tcW w:type="dxa" w:w="1987"/>
+            <w:tcW w:type="dxa" w:w="1656"/>
             <w:shd w:val="clear" w:color="auto" w:fill="E3EEFB"/>
           </w:tcPr>
           <w:p>
@@ -752,7 +785,27 @@
         </w:tc>
         <w:tc>
           <w:tcPr>
-            <w:tcW w:type="dxa" w:w="1987"/>
+            <w:tcW w:type="dxa" w:w="1656"/>
+            <w:shd w:val="clear" w:color="auto" w:fill="E3EEFB"/>
+          </w:tcPr>
+          <w:p>
+            <w:r>
+              <w:rPr>
+                <w:b/>
+              </w:rPr>
+            </w:r>
+            <w:r>
+              <w:rPr>
+                <w:b/>
+                <w:sz w:val="16"/>
+              </w:rPr>
+              <w:t>Role</w:t>
+            </w:r>
+          </w:p>
+        </w:tc>
+        <w:tc>
+          <w:tcPr>
+            <w:tcW w:type="dxa" w:w="1656"/>
             <w:shd w:val="clear" w:color="auto" w:fill="E3EEFB"/>
           </w:tcPr>
           <w:p>
@@ -774,7 +827,7 @@
       <w:tr>
         <w:tc>
           <w:tcPr>
-            <w:tcW w:type="dxa" w:w="1987"/>
+            <w:tcW w:type="dxa" w:w="1656"/>
           </w:tcPr>
           <w:p>
             <w:r/>
@@ -788,7 +841,7 @@
         </w:tc>
         <w:tc>
           <w:tcPr>
-            <w:tcW w:type="dxa" w:w="1987"/>
+            <w:tcW w:type="dxa" w:w="1656"/>
           </w:tcPr>
           <w:p>
             <w:r/>
@@ -802,7 +855,7 @@
         </w:tc>
         <w:tc>
           <w:tcPr>
-            <w:tcW w:type="dxa" w:w="1987"/>
+            <w:tcW w:type="dxa" w:w="1656"/>
           </w:tcPr>
           <w:p>
             <w:r/>
@@ -816,7 +869,7 @@
         </w:tc>
         <w:tc>
           <w:tcPr>
-            <w:tcW w:type="dxa" w:w="1987"/>
+            <w:tcW w:type="dxa" w:w="1656"/>
           </w:tcPr>
           <w:p>
             <w:r/>
@@ -830,7 +883,21 @@
         </w:tc>
         <w:tc>
           <w:tcPr>
-            <w:tcW w:type="dxa" w:w="1987"/>
+            <w:tcW w:type="dxa" w:w="1656"/>
+          </w:tcPr>
+          <w:p>
+            <w:r/>
+            <w:r>
+              <w:rPr>
+                <w:sz w:val="16"/>
+              </w:rPr>
+              <w:t>Used - all 7 systems</w:t>
+            </w:r>
+          </w:p>
+        </w:tc>
+        <w:tc>
+          <w:tcPr>
+            <w:tcW w:type="dxa" w:w="1656"/>
           </w:tcPr>
           <w:p>
             <w:r/>
@@ -846,7 +913,93 @@
       <w:tr>
         <w:tc>
           <w:tcPr>
-            <w:tcW w:type="dxa" w:w="1987"/>
+            <w:tcW w:type="dxa" w:w="1656"/>
+          </w:tcPr>
+          <w:p>
+            <w:r/>
+            <w:r>
+              <w:rPr>
+                <w:sz w:val="16"/>
+              </w:rPr>
+              <w:t>gpt-oss-120b</w:t>
+            </w:r>
+          </w:p>
+        </w:tc>
+        <w:tc>
+          <w:tcPr>
+            <w:tcW w:type="dxa" w:w="1656"/>
+          </w:tcPr>
+          <w:p>
+            <w:r/>
+            <w:r>
+              <w:rPr>
+                <w:sz w:val="16"/>
+              </w:rPr>
+              <w:t>OpenAI (open weights, Apache-2.0)</w:t>
+            </w:r>
+          </w:p>
+        </w:tc>
+        <w:tc>
+          <w:tcPr>
+            <w:tcW w:type="dxa" w:w="1656"/>
+          </w:tcPr>
+          <w:p>
+            <w:r/>
+            <w:r>
+              <w:rPr>
+                <w:sz w:val="16"/>
+              </w:rPr>
+              <w:t>About 120B (mixture-of-experts)</w:t>
+            </w:r>
+          </w:p>
+        </w:tc>
+        <w:tc>
+          <w:tcPr>
+            <w:tcW w:type="dxa" w:w="1656"/>
+          </w:tcPr>
+          <w:p>
+            <w:r/>
+            <w:r>
+              <w:rPr>
+                <w:sz w:val="16"/>
+              </w:rPr>
+              <w:t>Groq free tier</w:t>
+            </w:r>
+          </w:p>
+        </w:tc>
+        <w:tc>
+          <w:tcPr>
+            <w:tcW w:type="dxa" w:w="1656"/>
+          </w:tcPr>
+          <w:p>
+            <w:r/>
+            <w:r>
+              <w:rPr>
+                <w:sz w:val="16"/>
+              </w:rPr>
+              <w:t>Used - all 7 systems</w:t>
+            </w:r>
+          </w:p>
+        </w:tc>
+        <w:tc>
+          <w:tcPr>
+            <w:tcW w:type="dxa" w:w="1656"/>
+          </w:tcPr>
+          <w:p>
+            <w:r/>
+            <w:r>
+              <w:rPr>
+                <w:sz w:val="16"/>
+              </w:rPr>
+              <w:t>Open weights make this judge reproducible; fast enough to score everything</w:t>
+            </w:r>
+          </w:p>
+        </w:tc>
+      </w:tr>
+      <w:tr>
+        <w:tc>
+          <w:tcPr>
+            <w:tcW w:type="dxa" w:w="1656"/>
           </w:tcPr>
           <w:p>
             <w:r/>
@@ -860,7 +1013,7 @@
         </w:tc>
         <w:tc>
           <w:tcPr>
-            <w:tcW w:type="dxa" w:w="1987"/>
+            <w:tcW w:type="dxa" w:w="1656"/>
           </w:tcPr>
           <w:p>
             <w:r/>
@@ -874,7 +1027,7 @@
         </w:tc>
         <w:tc>
           <w:tcPr>
-            <w:tcW w:type="dxa" w:w="1987"/>
+            <w:tcW w:type="dxa" w:w="1656"/>
           </w:tcPr>
           <w:p>
             <w:r/>
@@ -888,7 +1041,7 @@
         </w:tc>
         <w:tc>
           <w:tcPr>
-            <w:tcW w:type="dxa" w:w="1987"/>
+            <w:tcW w:type="dxa" w:w="1656"/>
           </w:tcPr>
           <w:p>
             <w:r/>
@@ -902,7 +1055,7 @@
         </w:tc>
         <w:tc>
           <w:tcPr>
-            <w:tcW w:type="dxa" w:w="1987"/>
+            <w:tcW w:type="dxa" w:w="1656"/>
           </w:tcPr>
           <w:p>
             <w:r/>
@@ -910,15 +1063,13 @@
               <w:rPr>
                 <w:sz w:val="16"/>
               </w:rPr>
-              <w:t>Independent provider with a separate training lineage</w:t>
+              <w:t>Planned third judge - 5 systems only, then unavailable (HTTP 403)</w:t>
             </w:r>
           </w:p>
         </w:tc>
-      </w:tr>
-      <w:tr>
         <w:tc>
           <w:tcPr>
-            <w:tcW w:type="dxa" w:w="1987"/>
+            <w:tcW w:type="dxa" w:w="1656"/>
           </w:tcPr>
           <w:p>
             <w:r/>
@@ -926,63 +1077,7 @@
               <w:rPr>
                 <w:sz w:val="16"/>
               </w:rPr>
-              <w:t>gpt-oss-120b</w:t>
-            </w:r>
-          </w:p>
-        </w:tc>
-        <w:tc>
-          <w:tcPr>
-            <w:tcW w:type="dxa" w:w="1987"/>
-          </w:tcPr>
-          <w:p>
-            <w:r/>
-            <w:r>
-              <w:rPr>
-                <w:sz w:val="16"/>
-              </w:rPr>
-              <w:t>OpenAI (open weights, Apache-2.0)</w:t>
-            </w:r>
-          </w:p>
-        </w:tc>
-        <w:tc>
-          <w:tcPr>
-            <w:tcW w:type="dxa" w:w="1987"/>
-          </w:tcPr>
-          <w:p>
-            <w:r/>
-            <w:r>
-              <w:rPr>
-                <w:sz w:val="16"/>
-              </w:rPr>
-              <w:t>About 120B (mixture-of-experts)</w:t>
-            </w:r>
-          </w:p>
-        </w:tc>
-        <w:tc>
-          <w:tcPr>
-            <w:tcW w:type="dxa" w:w="1987"/>
-          </w:tcPr>
-          <w:p>
-            <w:r/>
-            <w:r>
-              <w:rPr>
-                <w:sz w:val="16"/>
-              </w:rPr>
-              <w:t>Groq free tier</w:t>
-            </w:r>
-          </w:p>
-        </w:tc>
-        <w:tc>
-          <w:tcPr>
-            <w:tcW w:type="dxa" w:w="1987"/>
-          </w:tcPr>
-          <w:p>
-            <w:r/>
-            <w:r>
-              <w:rPr>
-                <w:sz w:val="16"/>
-              </w:rPr>
-              <w:t>Open weights make this judge reproducible; fast enough to score everything</w:t>
+              <w:t>Kept only to check that the two-judge panel gives the same result</w:t>
             </w:r>
           </w:p>
         </w:tc>
@@ -1126,7 +1221,7 @@
               <w:rPr>
                 <w:sz w:val="16"/>
               </w:rPr>
-              <w:t>Three different developers, none related to our models</w:t>
+              <w:t>Different developers, none related to our models</w:t>
             </w:r>
           </w:p>
         </w:tc>
@@ -1184,7 +1279,7 @@
               <w:rPr>
                 <w:sz w:val="16"/>
               </w:rPr>
-              <w:t>Scores averaged over three judges</w:t>
+              <w:t>Scores averaged over the two judges that scored every system</w:t>
             </w:r>
           </w:p>
         </w:tc>
@@ -1199,6 +1294,50 @@
                 <w:sz w:val="16"/>
               </w:rPr>
               <w:t>Verga et al. (2024): a panel from disjoint model families shows less intra-model bias than one large judge</w:t>
+            </w:r>
+          </w:p>
+        </w:tc>
+      </w:tr>
+      <w:tr>
+        <w:tc>
+          <w:tcPr>
+            <w:tcW w:type="dxa" w:w="3312"/>
+          </w:tcPr>
+          <w:p>
+            <w:r/>
+            <w:r>
+              <w:rPr>
+                <w:sz w:val="16"/>
+              </w:rPr>
+              <w:t>Same judges for every system</w:t>
+            </w:r>
+          </w:p>
+        </w:tc>
+        <w:tc>
+          <w:tcPr>
+            <w:tcW w:type="dxa" w:w="3312"/>
+          </w:tcPr>
+          <w:p>
+            <w:r/>
+            <w:r>
+              <w:rPr>
+                <w:sz w:val="16"/>
+              </w:rPr>
+              <w:t>Mistral Large dropped from the final panel because it could not score the final systems</w:t>
+            </w:r>
+          </w:p>
+        </w:tc>
+        <w:tc>
+          <w:tcPr>
+            <w:tcW w:type="dxa" w:w="3312"/>
+          </w:tcPr>
+          <w:p>
+            <w:r/>
+            <w:r>
+              <w:rPr>
+                <w:sz w:val="16"/>
+              </w:rPr>
+              <w:t>Mixing judge sets across systems would make scores incomparable; two- and three-judge panels agree (rho 0.98)</w:t>
             </w:r>
           </w:p>
         </w:tc>
@@ -1360,7 +1499,7 @@
               <w:rPr>
                 <w:sz w:val="16"/>
               </w:rPr>
-              <w:t>Gemini (repeated quota failures), DeepSeek (retired on GitHub Models, removed from OpenRouter free tier), Llama 3.3 70B (decommissioned on Groq)</w:t>
+              <w:t>Gemini (repeated quota failures), DeepSeek (retired on GitHub Models, removed from OpenRouter free tier), Llama 3.3 70B (decommissioned on Groq), Mistral Large (subscription tier)</w:t>
             </w:r>
           </w:p>
         </w:tc>
@@ -1374,7 +1513,7 @@
               <w:rPr>
                 <w:sz w:val="16"/>
               </w:rPr>
-              <w:t>Valid scores from retired judges were kept; see risk R7 in Section 3.7</w:t>
+              <w:t>See risk R7 in Section 3.7</w:t>
             </w:r>
           </w:p>
         </w:tc>
@@ -1840,7 +1979,7 @@
               <w:rPr>
                 <w:sz w:val="16"/>
               </w:rPr>
-              <w:t>System-level ranking vs AI judges (5 systems)</w:t>
+              <w:t>System-level ranking vs AI-judge panel (7 systems)</w:t>
             </w:r>
           </w:p>
         </w:tc>
@@ -1854,7 +1993,7 @@
               <w:rPr>
                 <w:sz w:val="16"/>
               </w:rPr>
-              <w:t>Spearman rho = 1.00</w:t>
+              <w:t>Spearman rho = 0.96</w:t>
             </w:r>
           </w:p>
         </w:tc>
@@ -1912,7 +2051,7 @@
               <w:rPr>
                 <w:sz w:val="16"/>
               </w:rPr>
-              <w:t>rho = 0.41 (p = 4.2e-14, N = 320)</w:t>
+              <w:t>rho = 0.31 (p = 1.5e-11, N = 448)</w:t>
             </w:r>
           </w:p>
         </w:tc>
@@ -1970,7 +2109,7 @@
               <w:rPr>
                 <w:sz w:val="16"/>
               </w:rPr>
-              <w:t>partial rho = 0.45 (p = 3.6e-17)</w:t>
+              <w:t>partial rho = 0.34 (p = 2.9e-13)</w:t>
             </w:r>
           </w:p>
         </w:tc>
@@ -2028,7 +2167,7 @@
               <w:rPr>
                 <w:sz w:val="16"/>
               </w:rPr>
-              <w:t>rho = 0.13 to 0.24; 0 of 5 significant</w:t>
+              <w:t>rho = 0.05 to 0.26; 2 of 7 significant</w:t>
             </w:r>
           </w:p>
         </w:tc>
@@ -2086,7 +2225,7 @@
               <w:rPr>
                 <w:sz w:val="16"/>
               </w:rPr>
-              <w:t>rho = 0.75 to 0.79</w:t>
+              <w:t>rho = 0.73</w:t>
             </w:r>
           </w:p>
         </w:tc>
@@ -2222,7 +2361,7 @@
         <w:pStyle w:val="ListBullet"/>
       </w:pPr>
       <w:r>
-        <w:t xml:space="preserve">Human evaluation and AI-judge results are pending. This section only describes the </w:t>
+        <w:t xml:space="preserve">Human evaluation results are pending (AI-judge results are complete). This section only describes the </w:t>
       </w:r>
       <w:r>
         <w:rPr>

--- a/writing/Chapter 4 - 4.1 Design Process or Methodology Overview/WRITING_GUIDE.docx
+++ b/writing/Chapter 4 - 4.1 Design Process or Methodology Overview/WRITING_GUIDE.docx
@@ -891,7 +891,7 @@
               <w:rPr>
                 <w:sz w:val="16"/>
               </w:rPr>
-              <w:t>Used - all 7 systems</w:t>
+              <w:t>Used - every judged system</w:t>
             </w:r>
           </w:p>
         </w:tc>
@@ -977,7 +977,7 @@
               <w:rPr>
                 <w:sz w:val="16"/>
               </w:rPr>
-              <w:t>Used - all 7 systems</w:t>
+              <w:t>Used - every judged system</w:t>
             </w:r>
           </w:p>
         </w:tc>
@@ -1979,7 +1979,7 @@
               <w:rPr>
                 <w:sz w:val="16"/>
               </w:rPr>
-              <w:t>System-level ranking vs AI-judge panel (7 systems)</w:t>
+              <w:t>System-level ranking vs AI-judge panel (6 systems)</w:t>
             </w:r>
           </w:p>
         </w:tc>
@@ -1993,7 +1993,7 @@
               <w:rPr>
                 <w:sz w:val="16"/>
               </w:rPr>
-              <w:t>Spearman rho = 0.96</w:t>
+              <w:t>Spearman rho = 0.94</w:t>
             </w:r>
           </w:p>
         </w:tc>
@@ -2051,7 +2051,7 @@
               <w:rPr>
                 <w:sz w:val="16"/>
               </w:rPr>
-              <w:t>rho = 0.31 (p = 1.5e-11, N = 448)</w:t>
+              <w:t>rho = 0.25 (p = 4.9e-07, N = 384)</w:t>
             </w:r>
           </w:p>
         </w:tc>
@@ -2109,7 +2109,7 @@
               <w:rPr>
                 <w:sz w:val="16"/>
               </w:rPr>
-              <w:t>partial rho = 0.34 (p = 2.9e-13)</w:t>
+              <w:t>partial rho = 0.24 (p = 1.4e-06)</w:t>
             </w:r>
           </w:p>
         </w:tc>
@@ -2167,7 +2167,7 @@
               <w:rPr>
                 <w:sz w:val="16"/>
               </w:rPr>
-              <w:t>rho = 0.05 to 0.26; 2 of 7 significant</w:t>
+              <w:t>rho = 0.05 to 0.26; 2 of 6 significant</w:t>
             </w:r>
           </w:p>
         </w:tc>
@@ -2225,7 +2225,7 @@
               <w:rPr>
                 <w:sz w:val="16"/>
               </w:rPr>
-              <w:t>rho = 0.73</w:t>
+              <w:t>rho = 0.60</w:t>
             </w:r>
           </w:p>
         </w:tc>

--- a/writing/Chapter 4 - 4.1 Design Process or Methodology Overview/WRITING_GUIDE.docx
+++ b/writing/Chapter 4 - 4.1 Design Process or Methodology Overview/WRITING_GUIDE.docx
@@ -1979,7 +1979,7 @@
               <w:rPr>
                 <w:sz w:val="16"/>
               </w:rPr>
-              <w:t>System-level ranking vs AI-judge panel (6 systems)</w:t>
+              <w:t>System-level ranking vs AI-judge panel (8 systems)</w:t>
             </w:r>
           </w:p>
         </w:tc>
@@ -1993,7 +1993,7 @@
               <w:rPr>
                 <w:sz w:val="16"/>
               </w:rPr>
-              <w:t>Spearman rho = 0.94</w:t>
+              <w:t>Spearman rho = 0.74</w:t>
             </w:r>
           </w:p>
         </w:tc>
@@ -2051,7 +2051,7 @@
               <w:rPr>
                 <w:sz w:val="16"/>
               </w:rPr>
-              <w:t>rho = 0.25 (p = 4.9e-07, N = 384)</w:t>
+              <w:t>rho = 0.30 (p = 2.0e-12, N = 512)</w:t>
             </w:r>
           </w:p>
         </w:tc>
@@ -2109,7 +2109,7 @@
               <w:rPr>
                 <w:sz w:val="16"/>
               </w:rPr>
-              <w:t>partial rho = 0.24 (p = 1.4e-06)</w:t>
+              <w:t>partial rho = 0.25 (p = 1.7e-08)</w:t>
             </w:r>
           </w:p>
         </w:tc>
@@ -2167,7 +2167,7 @@
               <w:rPr>
                 <w:sz w:val="16"/>
               </w:rPr>
-              <w:t>rho = 0.05 to 0.26; 2 of 6 significant</w:t>
+              <w:t>rho = 0.05 to 0.41; 4 of 8 significant</w:t>
             </w:r>
           </w:p>
         </w:tc>
@@ -2225,7 +2225,7 @@
               <w:rPr>
                 <w:sz w:val="16"/>
               </w:rPr>
-              <w:t>rho = 0.60</w:t>
+              <w:t>rho = 0.69</w:t>
             </w:r>
           </w:p>
         </w:tc>

--- a/writing/Chapter 4 - 4.1 Design Process or Methodology Overview/WRITING_GUIDE.docx
+++ b/writing/Chapter 4 - 4.1 Design Process or Methodology Overview/WRITING_GUIDE.docx
@@ -18,10 +18,10 @@
         <w:rPr>
           <w:b/>
         </w:rPr>
-        <w:t>Update (14 Sep 2026): AI-judge scores for all 7 systems are in.</w:t>
+        <w:t>Update (14 Sep 2026): AI-judge scores for all 8 systems are in.</w:t>
       </w:r>
       <w:r>
-        <w:t xml:space="preserve"> The panel is now two judges (Nemotron 3 Ultra + gpt-oss-120b) because Mistral Large became unavailable. Judge numbers in the draft below are from the earlier three-judge, five-system run and are superseded - use </w:t>
+        <w:t xml:space="preserve"> The AI-judge panel is two judges (Nemotron 3 Ultra + gpt-oss-120b), and every judge number in the draft below is superseded - use </w:t>
       </w:r>
       <w:r>
         <w:rPr>
@@ -263,7 +263,7 @@
               <w:rPr>
                 <w:sz w:val="16"/>
               </w:rPr>
-              <w:t>The AI-judge panel: two judges used, Mistral Large planned (4.1.5.1)</w:t>
+              <w:t>The two-judge AI panel (4.1.5.1)</w:t>
             </w:r>
           </w:p>
         </w:tc>
@@ -630,7 +630,7 @@
         <w:t>[[CITE: Panickssery, Bowman and Feng, 2024, LLM Evaluators Recognize and Favor Their Own Generations, NeurIPS]]</w:t>
       </w:r>
       <w:r>
-        <w:t xml:space="preserve">. We therefore chose judges from three developers with no relation to the models being evaluated: </w:t>
+        <w:t xml:space="preserve">. We therefore chose judges from two developers with no relation to the models being evaluated: </w:t>
       </w:r>
       <w:r>
         <w:rPr>
@@ -639,16 +639,7 @@
         <w:t>Nemotron 3 Ultra</w:t>
       </w:r>
       <w:r>
-        <w:t xml:space="preserve"> (NVIDIA, 550B-parameter mixture-of-experts), </w:t>
-      </w:r>
-      <w:r>
-        <w:rPr>
-          <w:b/>
-        </w:rPr>
-        <w:t>Mistral Large</w:t>
-      </w:r>
-      <w:r>
-        <w:t xml:space="preserve"> (Mistral AI) and </w:t>
+        <w:t xml:space="preserve"> (NVIDIA, 550B-parameter mixture-of-experts) and </w:t>
       </w:r>
       <w:r>
         <w:rPr>
@@ -676,7 +667,7 @@
         <w:t>[[CITE: Verga et al., 2024, Replacing Judges with Juries, arXiv 2404.18796]]</w:t>
       </w:r>
       <w:r>
-        <w:t>, so we average three judges rather than relying on one. Third, following the co-supervisor's requirement, all judges are flagship-tier; smaller local judges considered earlier were dropped. Each judge sees only the user's message and one reply, never the system's name or the gold reply, and scores empathy, relevance and safety from 1 to 10 against explicit anchors (1-3, 4-6, 7-10) at temperature 0. All three were accessible through free API tiers, so non-GPU team members could run the evaluation. Earlier candidates were replaced when they became unavailable (Gemini quota failures, the retirement of DeepSeek on GitHub Models and of Llama 3.3 on Groq); valid scores collected before a retirement were kept. Table 4.x lists the panel and Table 4.x the selection criteria.</w:t>
+        <w:t>, so we average the two judges rather than relying on one. Third, following the co-supervisor's requirement, all judges are flagship-tier; smaller local judges considered earlier were dropped. Each judge sees only the user's message and one reply, never the system's name or the gold reply, and scores empathy, relevance and safety from 1 to 10 against explicit anchors (1-3, 4-6, 7-10) at temperature 0. All three were accessible through free API tiers, so non-GPU team members could run the evaluation. Earlier candidates were replaced when they became unavailable (Gemini quota failures, the retirement of DeepSeek on GitHub Models and of Llama 3.3 on Groq); valid scores collected before a retirement were kept. Table 4.x lists the panel and Table 4.x the selection criteria.</w:t>
       </w:r>
     </w:p>
     <w:p>
@@ -996,92 +987,6 @@
           </w:p>
         </w:tc>
       </w:tr>
-      <w:tr>
-        <w:tc>
-          <w:tcPr>
-            <w:tcW w:type="dxa" w:w="1656"/>
-          </w:tcPr>
-          <w:p>
-            <w:r/>
-            <w:r>
-              <w:rPr>
-                <w:sz w:val="16"/>
-              </w:rPr>
-              <w:t>Mistral Large</w:t>
-            </w:r>
-          </w:p>
-        </w:tc>
-        <w:tc>
-          <w:tcPr>
-            <w:tcW w:type="dxa" w:w="1656"/>
-          </w:tcPr>
-          <w:p>
-            <w:r/>
-            <w:r>
-              <w:rPr>
-                <w:sz w:val="16"/>
-              </w:rPr>
-              <w:t>Mistral AI</w:t>
-            </w:r>
-          </w:p>
-        </w:tc>
-        <w:tc>
-          <w:tcPr>
-            <w:tcW w:type="dxa" w:w="1656"/>
-          </w:tcPr>
-          <w:p>
-            <w:r/>
-            <w:r>
-              <w:rPr>
-                <w:sz w:val="16"/>
-              </w:rPr>
-              <w:t>Flagship (size not published)</w:t>
-            </w:r>
-          </w:p>
-        </w:tc>
-        <w:tc>
-          <w:tcPr>
-            <w:tcW w:type="dxa" w:w="1656"/>
-          </w:tcPr>
-          <w:p>
-            <w:r/>
-            <w:r>
-              <w:rPr>
-                <w:sz w:val="16"/>
-              </w:rPr>
-              <w:t>Mistral free Experiment tier</w:t>
-            </w:r>
-          </w:p>
-        </w:tc>
-        <w:tc>
-          <w:tcPr>
-            <w:tcW w:type="dxa" w:w="1656"/>
-          </w:tcPr>
-          <w:p>
-            <w:r/>
-            <w:r>
-              <w:rPr>
-                <w:sz w:val="16"/>
-              </w:rPr>
-              <w:t>Planned third judge - 5 systems only, then unavailable (HTTP 403)</w:t>
-            </w:r>
-          </w:p>
-        </w:tc>
-        <w:tc>
-          <w:tcPr>
-            <w:tcW w:type="dxa" w:w="1656"/>
-          </w:tcPr>
-          <w:p>
-            <w:r/>
-            <w:r>
-              <w:rPr>
-                <w:sz w:val="16"/>
-              </w:rPr>
-              <w:t>Kept only to check that the two-judge panel gives the same result</w:t>
-            </w:r>
-          </w:p>
-        </w:tc>
-      </w:tr>
     </w:tbl>
     <w:p/>
     <w:p>
@@ -1323,7 +1228,7 @@
               <w:rPr>
                 <w:sz w:val="16"/>
               </w:rPr>
-              <w:t>Mistral Large dropped from the final panel because it could not score the final systems</w:t>
+              <w:t>Both judges scored all 512 replies of all judged systems</w:t>
             </w:r>
           </w:p>
         </w:tc>
@@ -1337,7 +1242,7 @@
               <w:rPr>
                 <w:sz w:val="16"/>
               </w:rPr>
-              <w:t>Mixing judge sets across systems would make scores incomparable; two- and three-judge panels agree (rho 0.98)</w:t>
+              <w:t>Mixing judge sets across systems would make the scores incomparable</w:t>
             </w:r>
           </w:p>
         </w:tc>
